--- a/AI_for_Finance_Course/Class_Notes/Class_12_Capstone_Certification_Review_Notes.docx
+++ b/AI_for_Finance_Course/Class_Notes/Class_12_Capstone_Certification_Review_Notes.docx
@@ -180,7 +180,7 @@
         </w:rPr>
       </w:pPr>
       <w:r>
-        <w:t xml:space="preserve">Prepare for PCAP certification</w:t>
+        <w:t>Prepare for PCAIP certification</w:t>
       </w:r>
     </w:p>
     <w:p>
@@ -348,7 +348,7 @@
         </w:rPr>
       </w:pPr>
       <w:r>
-        <w:t xml:space="preserve">PCAP Certification</w:t>
+        <w:t>PCAIP Certification</w:t>
       </w:r>
     </w:p>
     <w:p>
@@ -734,7 +734,7 @@
               </w:rPr>
             </w:pPr>
             <w:r>
-              <w:t xml:space="preserve">PCAP</w:t>
+              <w:t>PCAIP</w:t>
             </w:r>
           </w:p>
         </w:tc>
@@ -1543,6 +1543,8 @@
       </w:r>
     </w:p>
     <w:sectPr>
+      <w:footerReference w:type="default" r:id="rId7"/>
+      <w:headerReference w:type="default" r:id="rId8"/>
       <w:pgSz w:w="11906" w:h="16838" w:orient="portrait"/>
       <w:pgMar w:top="1440" w:right="1440" w:bottom="1440" w:left="1440" w:header="708" w:footer="708" w:gutter="0"/>
       <w:pgNumType/>
@@ -1556,6 +1558,16 @@
 <w:comments xmlns:cx="http://schemas.microsoft.com/office/drawing/2014/chartex" xmlns:cx1="http://schemas.microsoft.com/office/drawing/2015/9/8/chartex" xmlns:cx2="http://schemas.microsoft.com/office/drawing/2015/10/21/chartex" xmlns:cx3="http://schemas.microsoft.com/office/drawing/2016/5/9/chartex" xmlns:cx4="http://schemas.microsoft.com/office/drawing/2016/5/10/chartex" xmlns:cx5="http://schemas.microsoft.com/office/drawing/2016/5/11/chartex" xmlns:cx6="http://schemas.microsoft.com/office/drawing/2016/5/12/chartex" xmlns:cx7="http://schemas.microsoft.com/office/drawing/2016/5/13/chartex" xmlns:cx8="http://schemas.microsoft.com/office/drawing/2016/5/14/chartex" xmlns:mc="http://schemas.openxmlformats.org/markup-compatibility/2006" xmlns:aink="http://schemas.microsoft.com/office/drawing/2016/ink" xmlns:am3d="http://schemas.microsoft.com/office/drawing/2017/model3d" xmlns:o="urn:schemas-microsoft-com:office:office" xmlns:r="http://schemas.openxmlformats.org/officeDocument/2006/relationships" xmlns:m="http://schemas.openxmlformats.org/officeDocument/2006/math" xmlns:v="urn:schemas-microsoft-com:vml" xmlns:wp14="http://schemas.microsoft.com/office/word/2010/wordprocessingDrawing" xmlns:wp="http://schemas.openxmlformats.org/drawingml/2006/wordprocessingDrawing" xmlns:w10="urn:schemas-microsoft-com:office:word" xmlns:w="http://schemas.openxmlformats.org/wordprocessingml/2006/main" xmlns:w14="http://schemas.microsoft.com/office/word/2010/wordml" xmlns:w15="http://schemas.microsoft.com/office/word/2012/wordml" xmlns:w16cex="http://schemas.microsoft.com/office/word/2018/wordml/cex" xmlns:w16cid="http://schemas.microsoft.com/office/word/2016/wordml/cid" xmlns:w16="http://schemas.microsoft.com/office/word/2018/wordml" xmlns:w16sdtdh="http://schemas.microsoft.com/office/word/2020/wordml/sdtdatahash" xmlns:w16se="http://schemas.microsoft.com/office/word/2015/wordml/symex" xmlns:wpg="http://schemas.microsoft.com/office/word/2010/wordprocessingGroup" xmlns:wpi="http://schemas.microsoft.com/office/word/2010/wordprocessingInk" xmlns:wne="http://schemas.microsoft.com/office/word/2006/wordml" xmlns:wps="http://schemas.microsoft.com/office/word/2010/wordprocessingShape"/>
 </file>
 
+<file path=word/footer1.xml><?xml version="1.0" encoding="utf-8"?>
+<w:ftr xmlns:m="http://schemas.openxmlformats.org/officeDocument/2006/math" xmlns:mc="http://schemas.openxmlformats.org/markup-compatibility/2006" xmlns:mo="http://schemas.microsoft.com/office/mac/office/2008/main" xmlns:mv="urn:schemas-microsoft-com:mac:vml" xmlns:o="urn:schemas-microsoft-com:office:office" xmlns:r="http://schemas.openxmlformats.org/officeDocument/2006/relationships" xmlns:v="urn:schemas-microsoft-com:vml" xmlns:w10="urn:schemas-microsoft-com:office:word" xmlns:w14="http://schemas.microsoft.com/office/word/2010/wordml" xmlns:w="http://schemas.openxmlformats.org/wordprocessingml/2006/main" xmlns:wne="http://schemas.microsoft.com/office/word/2006/wordml" xmlns:wp14="http://schemas.microsoft.com/office/word/2010/wordprocessingDrawing" xmlns:wp="http://schemas.openxmlformats.org/drawingml/2006/wordprocessingDrawing" xmlns:wpc="http://schemas.microsoft.com/office/word/2010/wordprocessingCanvas" xmlns:wpg="http://schemas.microsoft.com/office/word/2010/wordprocessingGroup" xmlns:wpi="http://schemas.microsoft.com/office/word/2010/wordprocessingInk" xmlns:wps="http://schemas.microsoft.com/office/word/2010/wordprocessingShape" mc:Ignorable="w14 wp14">
+  <w:p>
+    <w:pPr>
+      <w:pStyle w:val="Footer"/>
+    </w:pPr>
+  </w:p>
+</w:ftr>
+</file>
+
 <file path=word/footnotes.xml><?xml version="1.0" encoding="utf-8"?>
 <w:footnotes xmlns:wpc="http://schemas.microsoft.com/office/word/2010/wordprocessingCanvas" xmlns:mc="http://schemas.openxmlformats.org/markup-compatibility/2006" xmlns:o="urn:schemas-microsoft-com:office:office" xmlns:r="http://schemas.openxmlformats.org/officeDocument/2006/relationships" xmlns:m="http://schemas.openxmlformats.org/officeDocument/2006/math" xmlns:v="urn:schemas-microsoft-com:vml" xmlns:wp14="http://schemas.microsoft.com/office/word/2010/wordprocessingDrawing" xmlns:wp="http://schemas.openxmlformats.org/drawingml/2006/wordprocessingDrawing" xmlns:w10="urn:schemas-microsoft-com:office:word" xmlns:w="http://schemas.openxmlformats.org/wordprocessingml/2006/main" xmlns:w14="http://schemas.microsoft.com/office/word/2010/wordml" xmlns:w15="http://schemas.microsoft.com/office/word/2012/wordml" xmlns:wpg="http://schemas.microsoft.com/office/word/2010/wordprocessingGroup" xmlns:wpi="http://schemas.microsoft.com/office/word/2010/wordprocessingInk" xmlns:wne="http://schemas.microsoft.com/office/word/2006/wordml" xmlns:wps="http://schemas.microsoft.com/office/word/2010/wordprocessingShape" mc:Ignorable="w14 w15 wp14">
   <w:footnote w:type="separator" w:id="-1">
@@ -1591,6 +1603,16 @@
     </w:p>
   </w:footnote>
 </w:footnotes>
+</file>
+
+<file path=word/header1.xml><?xml version="1.0" encoding="utf-8"?>
+<w:hdr xmlns:m="http://schemas.openxmlformats.org/officeDocument/2006/math" xmlns:mc="http://schemas.openxmlformats.org/markup-compatibility/2006" xmlns:mo="http://schemas.microsoft.com/office/mac/office/2008/main" xmlns:mv="urn:schemas-microsoft-com:mac:vml" xmlns:o="urn:schemas-microsoft-com:office:office" xmlns:r="http://schemas.openxmlformats.org/officeDocument/2006/relationships" xmlns:v="urn:schemas-microsoft-com:vml" xmlns:w10="urn:schemas-microsoft-com:office:word" xmlns:w14="http://schemas.microsoft.com/office/word/2010/wordml" xmlns:w="http://schemas.openxmlformats.org/wordprocessingml/2006/main" xmlns:wne="http://schemas.microsoft.com/office/word/2006/wordml" xmlns:wp14="http://schemas.microsoft.com/office/word/2010/wordprocessingDrawing" xmlns:wp="http://schemas.openxmlformats.org/drawingml/2006/wordprocessingDrawing" xmlns:wpc="http://schemas.microsoft.com/office/word/2010/wordprocessingCanvas" xmlns:wpg="http://schemas.microsoft.com/office/word/2010/wordprocessingGroup" xmlns:wpi="http://schemas.microsoft.com/office/word/2010/wordprocessingInk" xmlns:wps="http://schemas.microsoft.com/office/word/2010/wordprocessingShape" mc:Ignorable="w14 wp14">
+  <w:p>
+    <w:pPr>
+      <w:pStyle w:val="Header"/>
+    </w:pPr>
+  </w:p>
+</w:hdr>
 </file>
 
 <file path=word/numbering.xml><?xml version="1.0" encoding="utf-8"?>
